--- a/BlocklyDuino/24function/為何使用函數.docx
+++ b/BlocklyDuino/24function/為何使用函數.docx
@@ -51,6 +51,9 @@
         <w:ind w:leftChars="0" w:left="357"/>
       </w:pPr>
       <w:r>
+        <w:rPr>
+          <w:noProof/>
+        </w:rPr>
         <w:drawing>
           <wp:inline distT="0" distB="0" distL="0" distR="0" wp14:anchorId="40614777" wp14:editId="70F4DC6A">
             <wp:extent cx="6478861" cy="3513666"/>
@@ -67,8 +70,14 @@
                     <pic:cNvPicPr/>
                   </pic:nvPicPr>
                   <pic:blipFill rotWithShape="1">
-                    <a:blip r:embed="rId5"/>
-                    <a:srcRect t="16899" b="10790"/>
+                    <a:blip r:embed="rId5" cstate="screen">
+                      <a:extLst>
+                        <a:ext uri="{28A0092B-C50C-407E-A947-70E740481C1C}">
+                          <a14:useLocalDpi xmlns:a14="http://schemas.microsoft.com/office/drawing/2010/main"/>
+                        </a:ext>
+                      </a:extLst>
+                    </a:blip>
+                    <a:srcRect/>
                     <a:stretch/>
                   </pic:blipFill>
                   <pic:spPr bwMode="auto">
@@ -103,6 +112,9 @@
         <w:ind w:leftChars="0" w:left="357"/>
       </w:pPr>
       <w:r>
+        <w:rPr>
+          <w:noProof/>
+        </w:rPr>
         <w:drawing>
           <wp:inline distT="0" distB="0" distL="0" distR="0" wp14:anchorId="723020A0" wp14:editId="5A00BD43">
             <wp:extent cx="6479199" cy="3598333"/>
@@ -119,8 +131,14 @@
                     <pic:cNvPicPr/>
                   </pic:nvPicPr>
                   <pic:blipFill rotWithShape="1">
-                    <a:blip r:embed="rId6"/>
-                    <a:srcRect t="17074" b="8877"/>
+                    <a:blip r:embed="rId6" cstate="screen">
+                      <a:extLst>
+                        <a:ext uri="{28A0092B-C50C-407E-A947-70E740481C1C}">
+                          <a14:useLocalDpi xmlns:a14="http://schemas.microsoft.com/office/drawing/2010/main"/>
+                        </a:ext>
+                      </a:extLst>
+                    </a:blip>
+                    <a:srcRect/>
                     <a:stretch/>
                   </pic:blipFill>
                   <pic:spPr bwMode="auto">
@@ -155,6 +173,9 @@
         <w:ind w:leftChars="0" w:left="357"/>
       </w:pPr>
       <w:r>
+        <w:rPr>
+          <w:noProof/>
+        </w:rPr>
         <w:lastRenderedPageBreak/>
         <w:drawing>
           <wp:inline distT="0" distB="0" distL="0" distR="0" wp14:anchorId="0D33A7DD" wp14:editId="3B46C5D1">
@@ -172,8 +193,14 @@
                     <pic:cNvPicPr/>
                   </pic:nvPicPr>
                   <pic:blipFill rotWithShape="1">
-                    <a:blip r:embed="rId7"/>
-                    <a:srcRect t="16551" b="12187"/>
+                    <a:blip r:embed="rId7" cstate="screen">
+                      <a:extLst>
+                        <a:ext uri="{28A0092B-C50C-407E-A947-70E740481C1C}">
+                          <a14:useLocalDpi xmlns:a14="http://schemas.microsoft.com/office/drawing/2010/main"/>
+                        </a:ext>
+                      </a:extLst>
+                    </a:blip>
+                    <a:srcRect/>
                     <a:stretch/>
                   </pic:blipFill>
                   <pic:spPr bwMode="auto">
@@ -208,6 +235,9 @@
         <w:ind w:leftChars="0" w:left="357"/>
       </w:pPr>
       <w:r>
+        <w:rPr>
+          <w:noProof/>
+        </w:rPr>
         <w:drawing>
           <wp:inline distT="0" distB="0" distL="0" distR="0" wp14:anchorId="67540F80" wp14:editId="702606AD">
             <wp:extent cx="6479201" cy="3615267"/>
@@ -224,8 +254,14 @@
                     <pic:cNvPicPr/>
                   </pic:nvPicPr>
                   <pic:blipFill rotWithShape="1">
-                    <a:blip r:embed="rId8"/>
-                    <a:srcRect t="16551" b="9052"/>
+                    <a:blip r:embed="rId8" cstate="screen">
+                      <a:extLst>
+                        <a:ext uri="{28A0092B-C50C-407E-A947-70E740481C1C}">
+                          <a14:useLocalDpi xmlns:a14="http://schemas.microsoft.com/office/drawing/2010/main"/>
+                        </a:ext>
+                      </a:extLst>
+                    </a:blip>
+                    <a:srcRect/>
                     <a:stretch/>
                   </pic:blipFill>
                   <pic:spPr bwMode="auto">
@@ -260,6 +296,9 @@
         <w:ind w:leftChars="0" w:left="357"/>
       </w:pPr>
       <w:r>
+        <w:rPr>
+          <w:noProof/>
+        </w:rPr>
         <w:lastRenderedPageBreak/>
         <w:drawing>
           <wp:inline distT="0" distB="0" distL="0" distR="0" wp14:anchorId="7E5A7898" wp14:editId="65000904">
@@ -277,8 +316,14 @@
                     <pic:cNvPicPr/>
                   </pic:nvPicPr>
                   <pic:blipFill rotWithShape="1">
-                    <a:blip r:embed="rId9"/>
-                    <a:srcRect t="16377" b="9222"/>
+                    <a:blip r:embed="rId9" cstate="screen">
+                      <a:extLst>
+                        <a:ext uri="{28A0092B-C50C-407E-A947-70E740481C1C}">
+                          <a14:useLocalDpi xmlns:a14="http://schemas.microsoft.com/office/drawing/2010/main"/>
+                        </a:ext>
+                      </a:extLst>
+                    </a:blip>
+                    <a:srcRect/>
                     <a:stretch/>
                   </pic:blipFill>
                   <pic:spPr bwMode="auto">
@@ -313,6 +358,9 @@
         <w:ind w:leftChars="0" w:left="357"/>
       </w:pPr>
       <w:r>
+        <w:rPr>
+          <w:noProof/>
+        </w:rPr>
         <w:drawing>
           <wp:inline distT="0" distB="0" distL="0" distR="0" wp14:anchorId="08C79D0E" wp14:editId="35E1704D">
             <wp:extent cx="6479540" cy="3513667"/>
@@ -329,8 +377,14 @@
                     <pic:cNvPicPr/>
                   </pic:nvPicPr>
                   <pic:blipFill rotWithShape="1">
-                    <a:blip r:embed="rId10"/>
-                    <a:srcRect t="16725" b="10971"/>
+                    <a:blip r:embed="rId10" cstate="screen">
+                      <a:extLst>
+                        <a:ext uri="{28A0092B-C50C-407E-A947-70E740481C1C}">
+                          <a14:useLocalDpi xmlns:a14="http://schemas.microsoft.com/office/drawing/2010/main"/>
+                        </a:ext>
+                      </a:extLst>
+                    </a:blip>
+                    <a:srcRect/>
                     <a:stretch/>
                   </pic:blipFill>
                   <pic:spPr bwMode="auto">
@@ -365,6 +419,9 @@
         <w:ind w:leftChars="0" w:left="357"/>
       </w:pPr>
       <w:r>
+        <w:rPr>
+          <w:noProof/>
+        </w:rPr>
         <w:lastRenderedPageBreak/>
         <w:drawing>
           <wp:inline distT="0" distB="0" distL="0" distR="0" wp14:anchorId="4D79D9C7" wp14:editId="3512A7A6">
@@ -382,8 +439,14 @@
                     <pic:cNvPicPr/>
                   </pic:nvPicPr>
                   <pic:blipFill rotWithShape="1">
-                    <a:blip r:embed="rId11"/>
-                    <a:srcRect t="17945" b="9744"/>
+                    <a:blip r:embed="rId11" cstate="screen">
+                      <a:extLst>
+                        <a:ext uri="{28A0092B-C50C-407E-A947-70E740481C1C}">
+                          <a14:useLocalDpi xmlns:a14="http://schemas.microsoft.com/office/drawing/2010/main"/>
+                        </a:ext>
+                      </a:extLst>
+                    </a:blip>
+                    <a:srcRect/>
                     <a:stretch/>
                   </pic:blipFill>
                   <pic:spPr bwMode="auto">
@@ -416,11 +479,11 @@
         <w:adjustRightInd w:val="0"/>
         <w:snapToGrid w:val="0"/>
         <w:ind w:leftChars="0" w:left="357"/>
-        <w:rPr>
-          <w:rFonts w:hint="eastAsia"/>
-        </w:rPr>
-      </w:pPr>
-      <w:r>
+      </w:pPr>
+      <w:r>
+        <w:rPr>
+          <w:noProof/>
+        </w:rPr>
         <w:drawing>
           <wp:inline distT="0" distB="0" distL="0" distR="0" wp14:anchorId="3B5789BC" wp14:editId="580911BE">
             <wp:extent cx="6477827" cy="550334"/>
@@ -437,8 +500,14 @@
                     <pic:cNvPicPr/>
                   </pic:nvPicPr>
                   <pic:blipFill rotWithShape="1">
-                    <a:blip r:embed="rId12"/>
-                    <a:srcRect t="67076" b="21596"/>
+                    <a:blip r:embed="rId12" cstate="screen">
+                      <a:extLst>
+                        <a:ext uri="{28A0092B-C50C-407E-A947-70E740481C1C}">
+                          <a14:useLocalDpi xmlns:a14="http://schemas.microsoft.com/office/drawing/2010/main"/>
+                        </a:ext>
+                      </a:extLst>
+                    </a:blip>
+                    <a:srcRect/>
                     <a:stretch/>
                   </pic:blipFill>
                   <pic:spPr bwMode="auto">
@@ -525,6 +594,9 @@
         <w:ind w:leftChars="0" w:left="357"/>
       </w:pPr>
       <w:r>
+        <w:rPr>
+          <w:noProof/>
+        </w:rPr>
         <w:drawing>
           <wp:inline distT="0" distB="0" distL="0" distR="0" wp14:anchorId="39AC6AD9" wp14:editId="15BC5E71">
             <wp:extent cx="6479078" cy="3509819"/>
@@ -541,8 +613,14 @@
                     <pic:cNvPicPr/>
                   </pic:nvPicPr>
                   <pic:blipFill rotWithShape="1">
-                    <a:blip r:embed="rId13"/>
-                    <a:srcRect t="16916" b="10856"/>
+                    <a:blip r:embed="rId13" cstate="screen">
+                      <a:extLst>
+                        <a:ext uri="{28A0092B-C50C-407E-A947-70E740481C1C}">
+                          <a14:useLocalDpi xmlns:a14="http://schemas.microsoft.com/office/drawing/2010/main"/>
+                        </a:ext>
+                      </a:extLst>
+                    </a:blip>
+                    <a:srcRect/>
                     <a:stretch/>
                   </pic:blipFill>
                   <pic:spPr bwMode="auto">
@@ -577,6 +655,9 @@
         <w:ind w:leftChars="0" w:left="357"/>
       </w:pPr>
       <w:r>
+        <w:rPr>
+          <w:noProof/>
+        </w:rPr>
         <w:drawing>
           <wp:inline distT="0" distB="0" distL="0" distR="0" wp14:anchorId="5AE68942" wp14:editId="375C0694">
             <wp:extent cx="6479540" cy="3611418"/>
@@ -593,8 +674,14 @@
                     <pic:cNvPicPr/>
                   </pic:nvPicPr>
                   <pic:blipFill rotWithShape="1">
-                    <a:blip r:embed="rId14"/>
-                    <a:srcRect t="16725" b="8960"/>
+                    <a:blip r:embed="rId14" cstate="screen">
+                      <a:extLst>
+                        <a:ext uri="{28A0092B-C50C-407E-A947-70E740481C1C}">
+                          <a14:useLocalDpi xmlns:a14="http://schemas.microsoft.com/office/drawing/2010/main"/>
+                        </a:ext>
+                      </a:extLst>
+                    </a:blip>
+                    <a:srcRect/>
                     <a:stretch/>
                   </pic:blipFill>
                   <pic:spPr bwMode="auto">
@@ -629,6 +716,9 @@
         <w:ind w:leftChars="0" w:left="357"/>
       </w:pPr>
       <w:r>
+        <w:rPr>
+          <w:noProof/>
+        </w:rPr>
         <w:lastRenderedPageBreak/>
         <w:drawing>
           <wp:inline distT="0" distB="0" distL="0" distR="0" wp14:anchorId="7BC3537A" wp14:editId="52EA370F">
@@ -646,8 +736,14 @@
                     <pic:cNvPicPr/>
                   </pic:nvPicPr>
                   <pic:blipFill rotWithShape="1">
-                    <a:blip r:embed="rId15"/>
-                    <a:srcRect t="17106" b="12181"/>
+                    <a:blip r:embed="rId15" cstate="screen">
+                      <a:extLst>
+                        <a:ext uri="{28A0092B-C50C-407E-A947-70E740481C1C}">
+                          <a14:useLocalDpi xmlns:a14="http://schemas.microsoft.com/office/drawing/2010/main"/>
+                        </a:ext>
+                      </a:extLst>
+                    </a:blip>
+                    <a:srcRect/>
                     <a:stretch/>
                   </pic:blipFill>
                   <pic:spPr bwMode="auto">
@@ -682,6 +778,9 @@
         <w:ind w:leftChars="0" w:left="357"/>
       </w:pPr>
       <w:r>
+        <w:rPr>
+          <w:noProof/>
+        </w:rPr>
         <w:drawing>
           <wp:inline distT="0" distB="0" distL="0" distR="0" wp14:anchorId="493C8957" wp14:editId="7F659D99">
             <wp:extent cx="6478987" cy="3611418"/>
@@ -698,8 +797,14 @@
                     <pic:cNvPicPr/>
                   </pic:nvPicPr>
                   <pic:blipFill rotWithShape="1">
-                    <a:blip r:embed="rId16"/>
-                    <a:srcRect t="16536" b="9144"/>
+                    <a:blip r:embed="rId16" cstate="screen">
+                      <a:extLst>
+                        <a:ext uri="{28A0092B-C50C-407E-A947-70E740481C1C}">
+                          <a14:useLocalDpi xmlns:a14="http://schemas.microsoft.com/office/drawing/2010/main"/>
+                        </a:ext>
+                      </a:extLst>
+                    </a:blip>
+                    <a:srcRect/>
                     <a:stretch/>
                   </pic:blipFill>
                   <pic:spPr bwMode="auto">
@@ -734,6 +839,9 @@
         <w:ind w:leftChars="0" w:left="357"/>
       </w:pPr>
       <w:r>
+        <w:rPr>
+          <w:noProof/>
+        </w:rPr>
         <w:lastRenderedPageBreak/>
         <w:drawing>
           <wp:inline distT="0" distB="0" distL="0" distR="0" wp14:anchorId="383558AF" wp14:editId="28087747">
@@ -751,8 +859,14 @@
                     <pic:cNvPicPr/>
                   </pic:nvPicPr>
                   <pic:blipFill rotWithShape="1">
-                    <a:blip r:embed="rId17"/>
-                    <a:srcRect t="15965" b="9528"/>
+                    <a:blip r:embed="rId17" cstate="screen">
+                      <a:extLst>
+                        <a:ext uri="{28A0092B-C50C-407E-A947-70E740481C1C}">
+                          <a14:useLocalDpi xmlns:a14="http://schemas.microsoft.com/office/drawing/2010/main"/>
+                        </a:ext>
+                      </a:extLst>
+                    </a:blip>
+                    <a:srcRect/>
                     <a:stretch/>
                   </pic:blipFill>
                   <pic:spPr bwMode="auto">
@@ -787,6 +901,9 @@
         <w:ind w:leftChars="0" w:left="357"/>
       </w:pPr>
       <w:r>
+        <w:rPr>
+          <w:noProof/>
+        </w:rPr>
         <w:drawing>
           <wp:inline distT="0" distB="0" distL="0" distR="0" wp14:anchorId="2D1C857A" wp14:editId="59ACFE54">
             <wp:extent cx="6478898" cy="3519054"/>
@@ -803,8 +920,14 @@
                     <pic:cNvPicPr/>
                   </pic:nvPicPr>
                   <pic:blipFill rotWithShape="1">
-                    <a:blip r:embed="rId18"/>
-                    <a:srcRect t="16156" b="11424"/>
+                    <a:blip r:embed="rId18" cstate="screen">
+                      <a:extLst>
+                        <a:ext uri="{28A0092B-C50C-407E-A947-70E740481C1C}">
+                          <a14:useLocalDpi xmlns:a14="http://schemas.microsoft.com/office/drawing/2010/main"/>
+                        </a:ext>
+                      </a:extLst>
+                    </a:blip>
+                    <a:srcRect/>
                     <a:stretch/>
                   </pic:blipFill>
                   <pic:spPr bwMode="auto">
@@ -839,6 +962,9 @@
         <w:ind w:leftChars="0" w:left="357"/>
       </w:pPr>
       <w:r>
+        <w:rPr>
+          <w:noProof/>
+        </w:rPr>
         <w:lastRenderedPageBreak/>
         <w:drawing>
           <wp:inline distT="0" distB="0" distL="0" distR="0" wp14:anchorId="7DBED74D" wp14:editId="2D9FFA9E">
@@ -856,8 +982,14 @@
                     <pic:cNvPicPr/>
                   </pic:nvPicPr>
                   <pic:blipFill rotWithShape="1">
-                    <a:blip r:embed="rId19"/>
-                    <a:srcRect t="16916" b="11236"/>
+                    <a:blip r:embed="rId19" cstate="screen">
+                      <a:extLst>
+                        <a:ext uri="{28A0092B-C50C-407E-A947-70E740481C1C}">
+                          <a14:useLocalDpi xmlns:a14="http://schemas.microsoft.com/office/drawing/2010/main"/>
+                        </a:ext>
+                      </a:extLst>
+                    </a:blip>
+                    <a:srcRect/>
                     <a:stretch/>
                   </pic:blipFill>
                   <pic:spPr bwMode="auto">
@@ -890,11 +1022,11 @@
         <w:adjustRightInd w:val="0"/>
         <w:snapToGrid w:val="0"/>
         <w:ind w:leftChars="0" w:left="357"/>
-        <w:rPr>
-          <w:rFonts w:hint="eastAsia"/>
-        </w:rPr>
-      </w:pPr>
-      <w:r>
+      </w:pPr>
+      <w:r>
+        <w:rPr>
+          <w:noProof/>
+        </w:rPr>
         <w:drawing>
           <wp:inline distT="0" distB="0" distL="0" distR="0" wp14:anchorId="58B97608" wp14:editId="1888C63F">
             <wp:extent cx="6477731" cy="544946"/>
@@ -911,8 +1043,14 @@
                     <pic:cNvPicPr/>
                   </pic:nvPicPr>
                   <pic:blipFill rotWithShape="1">
-                    <a:blip r:embed="rId20"/>
-                    <a:srcRect t="65952" b="22831"/>
+                    <a:blip r:embed="rId20" cstate="screen">
+                      <a:extLst>
+                        <a:ext uri="{28A0092B-C50C-407E-A947-70E740481C1C}">
+                          <a14:useLocalDpi xmlns:a14="http://schemas.microsoft.com/office/drawing/2010/main"/>
+                        </a:ext>
+                      </a:extLst>
+                    </a:blip>
+                    <a:srcRect/>
                     <a:stretch/>
                   </pic:blipFill>
                   <pic:spPr bwMode="auto">
@@ -999,6 +1137,9 @@
         <w:ind w:leftChars="0" w:left="357"/>
       </w:pPr>
       <w:r>
+        <w:rPr>
+          <w:noProof/>
+        </w:rPr>
         <w:drawing>
           <wp:inline distT="0" distB="0" distL="0" distR="0" wp14:anchorId="4FDFE1A8" wp14:editId="0B6C4595">
             <wp:extent cx="6478909" cy="3503487"/>
@@ -1015,8 +1156,14 @@
                     <pic:cNvPicPr/>
                   </pic:nvPicPr>
                   <pic:blipFill rotWithShape="1">
-                    <a:blip r:embed="rId21"/>
-                    <a:srcRect t="16913" b="10986"/>
+                    <a:blip r:embed="rId21" cstate="screen">
+                      <a:extLst>
+                        <a:ext uri="{28A0092B-C50C-407E-A947-70E740481C1C}">
+                          <a14:useLocalDpi xmlns:a14="http://schemas.microsoft.com/office/drawing/2010/main"/>
+                        </a:ext>
+                      </a:extLst>
+                    </a:blip>
+                    <a:srcRect/>
                     <a:stretch/>
                   </pic:blipFill>
                   <pic:spPr bwMode="auto">
@@ -1051,6 +1198,9 @@
         <w:ind w:leftChars="0" w:left="357"/>
       </w:pPr>
       <w:r>
+        <w:rPr>
+          <w:noProof/>
+        </w:rPr>
         <w:drawing>
           <wp:inline distT="0" distB="0" distL="0" distR="0" wp14:anchorId="4E79A7B2" wp14:editId="499041BA">
             <wp:extent cx="6478909" cy="3595955"/>
@@ -1067,8 +1217,14 @@
                     <pic:cNvPicPr/>
                   </pic:nvPicPr>
                   <pic:blipFill rotWithShape="1">
-                    <a:blip r:embed="rId22"/>
-                    <a:srcRect t="16913" b="9084"/>
+                    <a:blip r:embed="rId22" cstate="screen">
+                      <a:extLst>
+                        <a:ext uri="{28A0092B-C50C-407E-A947-70E740481C1C}">
+                          <a14:useLocalDpi xmlns:a14="http://schemas.microsoft.com/office/drawing/2010/main"/>
+                        </a:ext>
+                      </a:extLst>
+                    </a:blip>
+                    <a:srcRect/>
                     <a:stretch/>
                   </pic:blipFill>
                   <pic:spPr bwMode="auto">
@@ -1103,6 +1259,9 @@
         <w:ind w:leftChars="0" w:left="357"/>
       </w:pPr>
       <w:r>
+        <w:rPr>
+          <w:noProof/>
+        </w:rPr>
         <w:lastRenderedPageBreak/>
         <w:drawing>
           <wp:inline distT="0" distB="0" distL="0" distR="0" wp14:anchorId="0E33C23C" wp14:editId="1852877F">
@@ -1120,8 +1279,14 @@
                     <pic:cNvPicPr/>
                   </pic:nvPicPr>
                   <pic:blipFill rotWithShape="1">
-                    <a:blip r:embed="rId23"/>
-                    <a:srcRect t="16702" b="11408"/>
+                    <a:blip r:embed="rId23" cstate="screen">
+                      <a:extLst>
+                        <a:ext uri="{28A0092B-C50C-407E-A947-70E740481C1C}">
+                          <a14:useLocalDpi xmlns:a14="http://schemas.microsoft.com/office/drawing/2010/main"/>
+                        </a:ext>
+                      </a:extLst>
+                    </a:blip>
+                    <a:srcRect/>
                     <a:stretch/>
                   </pic:blipFill>
                   <pic:spPr bwMode="auto">
@@ -1156,6 +1321,9 @@
         <w:ind w:leftChars="0" w:left="357"/>
       </w:pPr>
       <w:r>
+        <w:rPr>
+          <w:noProof/>
+        </w:rPr>
         <w:drawing>
           <wp:inline distT="0" distB="0" distL="0" distR="0" wp14:anchorId="4683CF3B" wp14:editId="20F951D0">
             <wp:extent cx="6478548" cy="3554859"/>
@@ -1172,8 +1340,14 @@
                     <pic:cNvPicPr/>
                   </pic:nvPicPr>
                   <pic:blipFill rotWithShape="1">
-                    <a:blip r:embed="rId24"/>
-                    <a:srcRect t="16490" b="10348"/>
+                    <a:blip r:embed="rId24" cstate="screen">
+                      <a:extLst>
+                        <a:ext uri="{28A0092B-C50C-407E-A947-70E740481C1C}">
+                          <a14:useLocalDpi xmlns:a14="http://schemas.microsoft.com/office/drawing/2010/main"/>
+                        </a:ext>
+                      </a:extLst>
+                    </a:blip>
+                    <a:srcRect/>
                     <a:stretch/>
                   </pic:blipFill>
                   <pic:spPr bwMode="auto">
@@ -1208,6 +1382,9 @@
         <w:ind w:leftChars="0" w:left="357"/>
       </w:pPr>
       <w:r>
+        <w:rPr>
+          <w:noProof/>
+        </w:rPr>
         <w:lastRenderedPageBreak/>
         <w:drawing>
           <wp:inline distT="0" distB="0" distL="0" distR="0" wp14:anchorId="24BE540A" wp14:editId="3B72CF4C">
@@ -1225,8 +1402,14 @@
                     <pic:cNvPicPr/>
                   </pic:nvPicPr>
                   <pic:blipFill rotWithShape="1">
-                    <a:blip r:embed="rId25"/>
-                    <a:srcRect t="16279" b="9300"/>
+                    <a:blip r:embed="rId25" cstate="screen">
+                      <a:extLst>
+                        <a:ext uri="{28A0092B-C50C-407E-A947-70E740481C1C}">
+                          <a14:useLocalDpi xmlns:a14="http://schemas.microsoft.com/office/drawing/2010/main"/>
+                        </a:ext>
+                      </a:extLst>
+                    </a:blip>
+                    <a:srcRect/>
                     <a:stretch/>
                   </pic:blipFill>
                   <pic:spPr bwMode="auto">
@@ -1261,6 +1444,9 @@
         <w:ind w:leftChars="0" w:left="357"/>
       </w:pPr>
       <w:r>
+        <w:rPr>
+          <w:noProof/>
+        </w:rPr>
         <w:drawing>
           <wp:inline distT="0" distB="0" distL="0" distR="0" wp14:anchorId="4FAEB366" wp14:editId="1F82EA5B">
             <wp:extent cx="6479381" cy="3524036"/>
@@ -1277,8 +1463,14 @@
                     <pic:cNvPicPr/>
                   </pic:nvPicPr>
                   <pic:blipFill rotWithShape="1">
-                    <a:blip r:embed="rId26"/>
-                    <a:srcRect t="16279" b="11203"/>
+                    <a:blip r:embed="rId26" cstate="screen">
+                      <a:extLst>
+                        <a:ext uri="{28A0092B-C50C-407E-A947-70E740481C1C}">
+                          <a14:useLocalDpi xmlns:a14="http://schemas.microsoft.com/office/drawing/2010/main"/>
+                        </a:ext>
+                      </a:extLst>
+                    </a:blip>
+                    <a:srcRect/>
                     <a:stretch/>
                   </pic:blipFill>
                   <pic:spPr bwMode="auto">
@@ -1313,6 +1505,9 @@
         <w:ind w:leftChars="0" w:left="357"/>
       </w:pPr>
       <w:r>
+        <w:rPr>
+          <w:noProof/>
+        </w:rPr>
         <w:lastRenderedPageBreak/>
         <w:drawing>
           <wp:inline distT="0" distB="0" distL="0" distR="0" wp14:anchorId="5C0E0DFB" wp14:editId="572FAD3E">
@@ -1330,8 +1525,14 @@
                     <pic:cNvPicPr/>
                   </pic:nvPicPr>
                   <pic:blipFill rotWithShape="1">
-                    <a:blip r:embed="rId27"/>
-                    <a:srcRect t="16490" b="9079"/>
+                    <a:blip r:embed="rId27" cstate="screen">
+                      <a:extLst>
+                        <a:ext uri="{28A0092B-C50C-407E-A947-70E740481C1C}">
+                          <a14:useLocalDpi xmlns:a14="http://schemas.microsoft.com/office/drawing/2010/main"/>
+                        </a:ext>
+                      </a:extLst>
+                    </a:blip>
+                    <a:srcRect/>
                     <a:stretch/>
                   </pic:blipFill>
                   <pic:spPr bwMode="auto">
@@ -1364,11 +1565,11 @@
         <w:adjustRightInd w:val="0"/>
         <w:snapToGrid w:val="0"/>
         <w:ind w:leftChars="0" w:left="357"/>
-        <w:rPr>
-          <w:rFonts w:hint="eastAsia"/>
-        </w:rPr>
-      </w:pPr>
-      <w:r>
+      </w:pPr>
+      <w:r>
+        <w:rPr>
+          <w:noProof/>
+        </w:rPr>
         <w:drawing>
           <wp:inline distT="0" distB="0" distL="0" distR="0" wp14:anchorId="387121CA" wp14:editId="1416AB2F">
             <wp:extent cx="6477902" cy="2517169"/>
@@ -1385,8 +1586,14 @@
                     <pic:cNvPicPr/>
                   </pic:nvPicPr>
                   <pic:blipFill rotWithShape="1">
-                    <a:blip r:embed="rId28"/>
-                    <a:srcRect t="32350" b="15840"/>
+                    <a:blip r:embed="rId28" cstate="screen">
+                      <a:extLst>
+                        <a:ext uri="{28A0092B-C50C-407E-A947-70E740481C1C}">
+                          <a14:useLocalDpi xmlns:a14="http://schemas.microsoft.com/office/drawing/2010/main"/>
+                        </a:ext>
+                      </a:extLst>
+                    </a:blip>
+                    <a:srcRect/>
                     <a:stretch/>
                   </pic:blipFill>
                   <pic:spPr bwMode="auto">
@@ -1446,8 +1653,6 @@
           <w:szCs w:val="48"/>
         </w:rPr>
       </w:pPr>
-      <w:bookmarkStart w:id="0" w:name="_GoBack"/>
-      <w:bookmarkEnd w:id="0"/>
       <w:r>
         <w:rPr>
           <w:rFonts w:hint="eastAsia"/>
@@ -1475,6 +1680,9 @@
         <w:ind w:leftChars="0" w:left="357"/>
       </w:pPr>
       <w:r>
+        <w:rPr>
+          <w:noProof/>
+        </w:rPr>
         <w:drawing>
           <wp:inline distT="0" distB="0" distL="0" distR="0" wp14:anchorId="54FEBA0E" wp14:editId="4469AF8B">
             <wp:extent cx="6478959" cy="3579223"/>
@@ -1491,8 +1699,14 @@
                     <pic:cNvPicPr/>
                   </pic:nvPicPr>
                   <pic:blipFill rotWithShape="1">
-                    <a:blip r:embed="rId29"/>
-                    <a:srcRect t="16667" b="9675"/>
+                    <a:blip r:embed="rId29" cstate="screen">
+                      <a:extLst>
+                        <a:ext uri="{28A0092B-C50C-407E-A947-70E740481C1C}">
+                          <a14:useLocalDpi xmlns:a14="http://schemas.microsoft.com/office/drawing/2010/main"/>
+                        </a:ext>
+                      </a:extLst>
+                    </a:blip>
+                    <a:srcRect/>
                     <a:stretch/>
                   </pic:blipFill>
                   <pic:spPr bwMode="auto">
@@ -1527,6 +1741,9 @@
         <w:ind w:leftChars="0" w:left="357"/>
       </w:pPr>
       <w:r>
+        <w:rPr>
+          <w:noProof/>
+        </w:rPr>
         <w:drawing>
           <wp:inline distT="0" distB="0" distL="0" distR="0" wp14:anchorId="76035A07" wp14:editId="33DB0E97">
             <wp:extent cx="6478784" cy="3370217"/>
@@ -1543,8 +1760,14 @@
                     <pic:cNvPicPr/>
                   </pic:nvPicPr>
                   <pic:blipFill rotWithShape="1">
-                    <a:blip r:embed="rId30"/>
-                    <a:srcRect t="19891" b="10750"/>
+                    <a:blip r:embed="rId30" cstate="screen">
+                      <a:extLst>
+                        <a:ext uri="{28A0092B-C50C-407E-A947-70E740481C1C}">
+                          <a14:useLocalDpi xmlns:a14="http://schemas.microsoft.com/office/drawing/2010/main"/>
+                        </a:ext>
+                      </a:extLst>
+                    </a:blip>
+                    <a:srcRect/>
                     <a:stretch/>
                   </pic:blipFill>
                   <pic:spPr bwMode="auto">
@@ -1570,6 +1793,8 @@
           </wp:inline>
         </w:drawing>
       </w:r>
+      <w:bookmarkStart w:id="0" w:name="_GoBack"/>
+      <w:bookmarkEnd w:id="0"/>
     </w:p>
     <w:p>
       <w:pPr>
@@ -1577,11 +1802,11 @@
         <w:adjustRightInd w:val="0"/>
         <w:snapToGrid w:val="0"/>
         <w:ind w:leftChars="0" w:left="357"/>
-        <w:rPr>
-          <w:rFonts w:hint="eastAsia"/>
-        </w:rPr>
-      </w:pPr>
-      <w:r>
+      </w:pPr>
+      <w:r>
+        <w:rPr>
+          <w:noProof/>
+        </w:rPr>
         <w:drawing>
           <wp:inline distT="0" distB="0" distL="0" distR="0" wp14:anchorId="61EDB87A" wp14:editId="362EE868">
             <wp:extent cx="6478386" cy="1201783"/>
@@ -1598,8 +1823,14 @@
                     <pic:cNvPicPr/>
                   </pic:nvPicPr>
                   <pic:blipFill rotWithShape="1">
-                    <a:blip r:embed="rId31"/>
-                    <a:srcRect t="58061" b="17205"/>
+                    <a:blip r:embed="rId31" cstate="screen">
+                      <a:extLst>
+                        <a:ext uri="{28A0092B-C50C-407E-A947-70E740481C1C}">
+                          <a14:useLocalDpi xmlns:a14="http://schemas.microsoft.com/office/drawing/2010/main"/>
+                        </a:ext>
+                      </a:extLst>
+                    </a:blip>
+                    <a:srcRect/>
                     <a:stretch/>
                   </pic:blipFill>
                   <pic:spPr bwMode="auto">
